--- a/state-vignettes/south_carolina_highway_report.docx
+++ b/state-vignettes/south_carolina_highway_report.docx
@@ -10,12 +10,12 @@
         <w:rPr>
           <w:color w:val="FF5500"/>
         </w:rPr>
-        <w:t>South Carolina Ranks 3rd in the Nation in Highway Performance and Cost-Effectiveness</w:t>
+        <w:t>South Carolina Ranks 7th in the Nation in Highway Performance and Cost-Effectiveness</w:t>
       </w:r>
     </w:p>
     <w:p>
       <w:r>
-        <w:t>South Carolina’s highway system ranks 3rd in the nation in overall cost-effectiveness and condition.</w:t>
+        <w:t>South Carolina’s highway system ranks 7th in the nation in overall cost-effectiveness and condition.</w:t>
       </w:r>
     </w:p>
     <w:p>
@@ -25,42 +25,42 @@
     </w:p>
     <w:p>
       <w:r>
-        <w:t>In safety and condition categories, South Carolina’s highways rank 5th in urban Interstate pavement condition, 28th in rural Interstate pavement condition, 6th in urban arterial pavement condition, 21st in rural arterial pavement condition, 24th in structurally deficient bridges, 41st in urban fatality rate, and 49th in rural fatality rate.</w:t>
+        <w:t>In safety and condition categories, South Carolina’s highways rank 21st in urban Interstate pavement condition, 24th in rural Interstate pavement condition, 5th in urban arterial pavement condition, 20th in rural arterial pavement condition, 27th in structurally deficient bridges, 47th in urban fatality rate, and 46th in rural fatality rate.</w:t>
       </w:r>
     </w:p>
     <w:p>
       <w:r>
-        <w:t>South Carolina ranks 25th out of the 50 states in traffic congestion, and its drivers spend 21.58 hours a year stuck in traffic congestion.</w:t>
+        <w:t>South Carolina ranks 25th out of the 50 states in traffic congestion, and its drivers spend 22.43 hours a year stuck in traffic congestion.</w:t>
       </w:r>
     </w:p>
     <w:p>
       <w:r>
-        <w:t>In spending and cost-effectiveness, South Carolina ranks 1st in capital and bridge disbursements, which are the costs of building new roads and bridges and widening existing ones. South Carolina ranks 3rd in maintenance spending, such as the costs of repaving roads and filling in potholes. South Carolina’s administrative disbursements, including office spending that doesn’t make its way to roads, rank 4th nationwide.</w:t>
+        <w:t>In spending and cost-effectiveness, South Carolina ranks 1st in capital and bridge disbursements, which are the costs of building new roads and bridges and widening existing ones. South Carolina ranks 5th in maintenance spending, such as the costs of repaving roads and filling in potholes. South Carolina’s administrative disbursements, including office spending that doesn’t make its way to roads, rank 3rd nationwide.</w:t>
       </w:r>
     </w:p>
     <w:p>
       <w:r>
-        <w:t>Compared to last year, South Carolina has the following notable changes in rankings: Structurally Deficient Bridges worsened by 6 points, from 18 to 24; Rural Fatality Rate worsened by 5 points, from 44 to 49; Urban Interstate Pavement Condition improved by 5 points, from 10 to 5.</w:t>
+        <w:t>Compared to last year, South Carolina has the following notable changes in rankings: Urban Interstate Pavement Condition worsened by 16 points, from 5 to 21; Urban Fatality Rate worsened by 6 points, from 41 to 47.</w:t>
       </w:r>
     </w:p>
     <w:p>
       <w:r>
-        <w:t>Compared to neighboring and nearby states, South Carolina’s overall highway performance is worse than Georgia (2nd); better than Tennessee (12th) and North Carolina (4th).</w:t>
+        <w:t>Compared to neighboring and nearby states, South Carolina’s overall highway performance is worse than Georgia (4th) and North Carolina (6th); better than Tennessee (16th).</w:t>
       </w:r>
     </w:p>
     <w:p>
       <w:r>
-        <w:t>Comparing its overall performance to similarly populated states, South Carolina ranks better than Alabama (8th) and Minnesota (11th).</w:t>
+        <w:t>Comparing its overall performance to similarly populated states, South Carolina ranks worse than Alabama (2nd); better than Minnesota (15th).</w:t>
       </w:r>
     </w:p>
     <w:p>
       <w:r>
-        <w:t>South Carolina’s highway system ranks 3rd out of 50 states overall this year, compared to 2nd last year.</w:t>
+        <w:t>South Carolina’s highway system ranks 7th out of 50 states overall this year, compared to 3rd last year.</w:t>
       </w:r>
     </w:p>
     <w:p>
       <w:r>
-        <w:t>“In terms of improving in the road condition and performance categories, South Carolina should focus on reducing Rural Fatality Rate and Other Fatality Rate. South Carolina’s rank of 49th in Rural Fatality Rate makes it one of the worst in the nation for this safety metric,” said Baruch Feigenbaum, lead author of the 29th Annual Highway Report and senior managing director of transportation policy at Reason Foundation.</w:t>
+        <w:t>“In terms of improving in the road condition and performance categories, South Carolina should focus on reducing Urban Fatality Rate and Rural Fatality Rate. South Carolina’s rank of 47th in Urban Fatality Rate makes it one of the worst in the nation for this safety metric,” said Baruch Feigenbaum, lead author of the 30th Annual Highway Report and senior managing director of transportation policy at Reason Foundation.</w:t>
       </w:r>
     </w:p>
     <w:p>
@@ -70,7 +70,7 @@
           <w:color w:val="FF5500"/>
           <w:sz w:val="28"/>
         </w:rPr>
-        <w:t>SOUTH CAROLINA’S RANKINGS IN THE 29TH ANNUAL HIGHWAY REPORT</w:t>
+        <w:t>SOUTH CAROLINA’S RANKINGS IN THE 30TH ANNUAL HIGHWAY REPORT</w:t>
       </w:r>
     </w:p>
     <w:tbl>
@@ -148,7 +148,7 @@
               <w:rPr>
                 <w:sz w:val="20"/>
               </w:rPr>
-              <w:t>3</w:t>
+              <w:t>7</w:t>
             </w:r>
           </w:p>
         </w:tc>
@@ -212,7 +212,7 @@
               <w:rPr>
                 <w:sz w:val="20"/>
               </w:rPr>
-              <w:t>3</w:t>
+              <w:t>5</w:t>
             </w:r>
           </w:p>
         </w:tc>
@@ -243,7 +243,7 @@
               <w:rPr>
                 <w:sz w:val="20"/>
               </w:rPr>
-              <w:t>4</w:t>
+              <w:t>3</w:t>
             </w:r>
           </w:p>
         </w:tc>
@@ -307,7 +307,7 @@
               <w:rPr>
                 <w:sz w:val="20"/>
               </w:rPr>
-              <w:t>28</w:t>
+              <w:t>24</w:t>
             </w:r>
           </w:p>
         </w:tc>
@@ -340,7 +340,7 @@
               <w:rPr>
                 <w:sz w:val="20"/>
               </w:rPr>
-              <w:t>21</w:t>
+              <w:t>20</w:t>
             </w:r>
           </w:p>
         </w:tc>
@@ -371,7 +371,7 @@
               <w:rPr>
                 <w:sz w:val="20"/>
               </w:rPr>
-              <w:t>5</w:t>
+              <w:t>21</w:t>
             </w:r>
           </w:p>
         </w:tc>
@@ -404,7 +404,7 @@
               <w:rPr>
                 <w:sz w:val="20"/>
               </w:rPr>
-              <w:t>6</w:t>
+              <w:t>5</w:t>
             </w:r>
           </w:p>
         </w:tc>
@@ -468,7 +468,7 @@
               <w:rPr>
                 <w:sz w:val="20"/>
               </w:rPr>
-              <w:t>24</w:t>
+              <w:t>27</w:t>
             </w:r>
           </w:p>
         </w:tc>
@@ -499,7 +499,7 @@
               <w:rPr>
                 <w:sz w:val="20"/>
               </w:rPr>
-              <w:t>49</w:t>
+              <w:t>46</w:t>
             </w:r>
           </w:p>
         </w:tc>
@@ -532,7 +532,7 @@
               <w:rPr>
                 <w:sz w:val="20"/>
               </w:rPr>
-              <w:t>41</w:t>
+              <w:t>47</w:t>
             </w:r>
           </w:p>
         </w:tc>
@@ -563,7 +563,7 @@
               <w:rPr>
                 <w:sz w:val="20"/>
               </w:rPr>
-              <w:t>46</w:t>
+              <w:t>45</w:t>
             </w:r>
           </w:p>
         </w:tc>
@@ -572,12 +572,12 @@
     <w:p>
       <w:r>
         <w:br/>
-        <w:t>Reason Foundation’s 29th Annual Highway Report measures the condition and cost- effectiveness of state-controlled highways in 13 categories, including pavement and bridge conditions, traffic fatalities, and spending. In the performance categories, ranking first implies the state has the best or lowest fatality rate and its road pavement is in the best condition. A ranking of 50th in performance categories means the state has the worst fatality rates or pavement conditions. In simplified terms, in the cost-effectiveness categories, a rank of 50 means the state spends more money, and a first-place ranking means the state spends less money than other states in that category.</w:t>
+        <w:t>Reason Foundation’s 30th Annual Highway Report measures the condition and cost-effectiveness of state-controlled highways in 13 categories, including pavement and bridge conditions, traffic fatalities, and spending. In the performance categories, ranking first implies the state has the best or lowest fatality rate and its road pavement is in the best condition. A ranking of 50th in performance categories means the state has the worst fatality rates or pavement conditions. In simplified terms, in the cost-effectiveness categories, a rank of 50 means the state spends more money, and a first-place ranking means the state spends less money than other states in that category.</w:t>
       </w:r>
     </w:p>
     <w:p>
       <w:r>
-        <w:t>The report’s data are primarily information each state directly reported to the Federal Highway Administration for 2023. Better Roads and Bridges provides the deficient bridge data, and INRIX.com provides the traffic congestion data.</w:t>
+        <w:t>The report’s data are primarily information each state directly reported to the Federal Highway Administration for 2024. Better Roads and Bridges provides the deficient bridge data, and INRIX.com provides the traffic congestion data.</w:t>
       </w:r>
     </w:p>
     <w:sectPr>
